--- a/Volume 1/Chapter 09 - Memory Management/SPA_Vol1_Ch9_Lesson9_1a_Stack_Memory_EXTENDED.docx
+++ b/Volume 1/Chapter 09 - Memory Management/SPA_Vol1_Ch9_Lesson9_1a_Stack_Memory_EXTENDED.docx
@@ -539,6 +539,7 @@
         <w:pStyle w:val="ListBullet"/>
       </w:pPr>
       <w:r>
+        <w:lastRenderedPageBreak/>
         <w:t>Each language names functions in its own style, such as checkServer in Solidity, but the printed lines use the shared names, so every language prints identical output.</w:t>
       </w:r>
     </w:p>
@@ -914,7 +915,7 @@
         <w:keepNext/>
       </w:pPr>
       <w:r>
-        <w:t>[profile.default]</w:t>
+        <w:t>[profile.default]  # Remember, the settings forge uses by default.</w:t>
       </w:r>
     </w:p>
     <w:p>
@@ -1474,6 +1475,7 @@
         <w:pStyle w:val="SourceCode"/>
       </w:pPr>
       <w:r>
+        <w:lastRenderedPageBreak/>
         <w:t>; Remember, .rdata holds read-only values; %lld prints an 8-byte number.</w:t>
       </w:r>
     </w:p>
@@ -8955,31 +8957,31 @@
         <w:pStyle w:val="SourceCode"/>
       </w:pPr>
       <w:r>
-        <w:t>// outside every function without unsafe code, or forms taught later</w:t>
-      </w:r>
-    </w:p>
-    <w:p>
-      <w:pPr>
-        <w:pStyle w:val="SourceCode"/>
-      </w:pPr>
-      <w:r>
-        <w:t>// (atomics), so the frame counter is passed down instead: caller_depth</w:t>
-      </w:r>
-    </w:p>
-    <w:p>
-      <w:pPr>
-        <w:pStyle w:val="SourceCode"/>
-      </w:pPr>
-      <w:r>
-        <w:t>// is the caller's frame number, and this call's own frame_depth, one</w:t>
-      </w:r>
-    </w:p>
-    <w:p>
-      <w:pPr>
-        <w:pStyle w:val="SourceCode"/>
-      </w:pPr>
-      <w:r>
-        <w:t>// more, is a local in this frame.</w:t>
+        <w:t>// outside every function without unsafe code, or atomics (Lesson 9.6a),</w:t>
+      </w:r>
+    </w:p>
+    <w:p>
+      <w:pPr>
+        <w:pStyle w:val="SourceCode"/>
+      </w:pPr>
+      <w:r>
+        <w:t>// so the frame counter is passed down instead: caller_depth is the</w:t>
+      </w:r>
+    </w:p>
+    <w:p>
+      <w:pPr>
+        <w:pStyle w:val="SourceCode"/>
+      </w:pPr>
+      <w:r>
+        <w:t>// caller's frame number, and this call's own frame_depth, one more, is</w:t>
+      </w:r>
+    </w:p>
+    <w:p>
+      <w:pPr>
+        <w:pStyle w:val="SourceCode"/>
+      </w:pPr>
+      <w:r>
+        <w:t>// a local in this frame.</w:t>
       </w:r>
     </w:p>
     <w:p>
@@ -11856,31 +11858,31 @@
         <w:pStyle w:val="SourceCode"/>
       </w:pPr>
       <w:r>
-        <w:t xml:space="preserve">    %% Remember, the after part of try runs however the try part ends.</w:t>
-      </w:r>
-    </w:p>
-    <w:p>
-      <w:pPr>
-        <w:pStyle w:val="SourceCode"/>
-      </w:pPr>
-      <w:r>
-        <w:t xml:space="preserve">    %% Erlang has no return statement, so both branches of the if already</w:t>
-      </w:r>
-    </w:p>
-    <w:p>
-      <w:pPr>
-        <w:pStyle w:val="SourceCode"/>
-      </w:pPr>
-      <w:r>
-        <w:t xml:space="preserve">    %% end in the same place; after also covers a call that stops with an</w:t>
-      </w:r>
-    </w:p>
-    <w:p>
-      <w:pPr>
-        <w:pStyle w:val="SourceCode"/>
-      </w:pPr>
-      <w:r>
-        <w:t xml:space="preserve">    %% error, so the ends line is written once and runs on every path.</w:t>
+        <w:t xml:space="preserve">    %% Remember, the after part runs however the try part ends, and the</w:t>
+      </w:r>
+    </w:p>
+    <w:p>
+      <w:pPr>
+        <w:pStyle w:val="SourceCode"/>
+      </w:pPr>
+      <w:r>
+        <w:t xml:space="preserve">    %% whole try gives the try part's value, here the if's. Erlang has no</w:t>
+      </w:r>
+    </w:p>
+    <w:p>
+      <w:pPr>
+        <w:pStyle w:val="SourceCode"/>
+      </w:pPr>
+      <w:r>
+        <w:t xml:space="preserve">    %% return statement, so both branches already end in the same place;</w:t>
+      </w:r>
+    </w:p>
+    <w:p>
+      <w:pPr>
+        <w:pStyle w:val="SourceCode"/>
+      </w:pPr>
+      <w:r>
+        <w:t xml:space="preserve">    %% after also covers an error, so the ends line runs on every path.</w:t>
       </w:r>
     </w:p>
     <w:p>
@@ -16599,31 +16601,31 @@
       </w:rPr>
     </w:lvl>
   </w:abstractNum>
-  <w:num w:numId="1" w16cid:durableId="1365867701">
+  <w:num w:numId="1" w16cid:durableId="164638772">
     <w:abstractNumId w:val="8"/>
   </w:num>
-  <w:num w:numId="2" w16cid:durableId="737167121">
+  <w:num w:numId="2" w16cid:durableId="956908558">
     <w:abstractNumId w:val="6"/>
   </w:num>
-  <w:num w:numId="3" w16cid:durableId="861361248">
+  <w:num w:numId="3" w16cid:durableId="1078282697">
     <w:abstractNumId w:val="5"/>
   </w:num>
-  <w:num w:numId="4" w16cid:durableId="1177619712">
+  <w:num w:numId="4" w16cid:durableId="1644501131">
     <w:abstractNumId w:val="4"/>
   </w:num>
-  <w:num w:numId="5" w16cid:durableId="1481119608">
+  <w:num w:numId="5" w16cid:durableId="1754467195">
     <w:abstractNumId w:val="7"/>
   </w:num>
-  <w:num w:numId="6" w16cid:durableId="76556904">
+  <w:num w:numId="6" w16cid:durableId="499002028">
     <w:abstractNumId w:val="3"/>
   </w:num>
-  <w:num w:numId="7" w16cid:durableId="487523894">
+  <w:num w:numId="7" w16cid:durableId="217277981">
     <w:abstractNumId w:val="2"/>
   </w:num>
-  <w:num w:numId="8" w16cid:durableId="1538812063">
+  <w:num w:numId="8" w16cid:durableId="580024672">
     <w:abstractNumId w:val="1"/>
   </w:num>
-  <w:num w:numId="9" w16cid:durableId="1739085928">
+  <w:num w:numId="9" w16cid:durableId="501626023">
     <w:abstractNumId w:val="0"/>
   </w:num>
 </w:numbering>
